--- a/PROJECT_HANDOFF_2026-04-14.docx
+++ b/PROJECT_HANDOFF_2026-04-14.docx
@@ -20,13 +20,35 @@
     </w:p>
     <w:p>
       <w:r>
-        <w:t xml:space="preserve">Last refreshed: April 14, 2026 after a full GitHub-readiness re-check, documentation consistency sweep, and validation rerun.</w:t>
-      </w:r>
-    </w:p>
-    <w:p/>
-    <w:p>
-      <w:r>
-        <w:t xml:space="preserve">Purpose: use this addendum as the current source of truth for the repo state after the April 14 GitHub-readiness pass. Keep `PROJECT_HANDOFF_2026-03-24.md` as the broad product/system handoff, `PROJECT_HANDOFF_2026-04-04.md` as the authored-voice snapshot, `PROJECT_HANDOFF_2026-04-08.md` as the latest runtime/release-feature snapshot, and this April 14 addendum as the latest repo/docs/validation state.</w:t>
+        <w:t xml:space="preserve">Last refreshed: April 14, 2026 after the GitHub-readiness sweep, doc alignment pass, binary doc regeneration, code-quality cleanup, and validation rerun.</w:t>
+      </w:r>
+    </w:p>
+    <w:p/>
+    <w:p>
+      <w:r>
+        <w:t xml:space="preserve">Purpose: use this addendum as the current source of truth for the repo state after the April 14 reboot transition. Keep `PROJECT_HANDOFF_2026-03-24.md` as the broad product/system handoff, `PROJECT_HANDOFF_2026-04-04.md` as the authored-voice snapshot, `PROJECT_HANDOFF_2026-04-08.md` as the pre-reboot release-candidate snapshot, and this April 14 addendum as the latest repo/docs/validation state.</w:t>
+      </w:r>
+    </w:p>
+    <w:p/>
+    <w:p>
+      <w:r>
+        <w:t xml:space="preserve">Governing contract:</w:t>
+      </w:r>
+    </w:p>
+    <w:p/>
+    <w:p>
+      <w:r>
+        <w:t xml:space="preserve">- `C:\ddbd\dungeon_crawler_mobile_design_spec_codex.md` is now the product's non-negotiable source of truth.</w:t>
+      </w:r>
+    </w:p>
+    <w:p>
+      <w:r>
+        <w:t xml:space="preserve">- Current runtime behavior does not override that spec.</w:t>
+      </w:r>
+    </w:p>
+    <w:p>
+      <w:r>
+        <w:t xml:space="preserve">- Any major mismatch between the shipped runtime and the spec should now be treated as a real product gap, not a soft future improvement.</w:t>
       </w:r>
     </w:p>
     <w:p/>
@@ -38,12 +60,52 @@
     <w:p/>
     <w:p>
       <w:r>
-        <w:t xml:space="preserve">- No new gameplay/runtime features landed after the April 8 readiness snapshot.</w:t>
-      </w:r>
-    </w:p>
-    <w:p>
-      <w:r>
-        <w:t xml:space="preserve">- The April 14 pass re-checked the live repo surfaces against the current docs:</w:t>
+        <w:t xml:space="preserve">- The repo no longer treats the old release candidate as the target product.</w:t>
+      </w:r>
+    </w:p>
+    <w:p>
+      <w:r>
+        <w:t xml:space="preserve">- `dungeon_crawler_mobile_design_spec_codex.md` is now explicitly the governing product contract across the repo docs.</w:t>
+      </w:r>
+    </w:p>
+    <w:p>
+      <w:r>
+        <w:t xml:space="preserve">- Reboot packet docs landed:</w:t>
+      </w:r>
+    </w:p>
+    <w:p>
+      <w:r>
+        <w:t xml:space="preserve">  - `docs/restart-plan.md`</w:t>
+      </w:r>
+    </w:p>
+    <w:p>
+      <w:r>
+        <w:t xml:space="preserve">  - `docs/vertical-slice-contract.md`</w:t>
+      </w:r>
+    </w:p>
+    <w:p>
+      <w:r>
+        <w:t xml:space="preserve">  - `docs/rebuild-order.md`</w:t>
+      </w:r>
+    </w:p>
+    <w:p>
+      <w:r>
+        <w:t xml:space="preserve">  - `docs/implementation-roadmap.md`</w:t>
+      </w:r>
+    </w:p>
+    <w:p>
+      <w:r>
+        <w:t xml:space="preserve">  - `docs/art-production-plan.md`</w:t>
+      </w:r>
+    </w:p>
+    <w:p>
+      <w:r>
+        <w:t xml:space="preserve">  - `docs/audio-production-plan.md`</w:t>
+      </w:r>
+    </w:p>
+    <w:p>
+      <w:r>
+        <w:t xml:space="preserve">- First-session shell rebuild landed:</w:t>
       </w:r>
     </w:p>
     <w:p>
@@ -68,6 +130,11 @@
     </w:p>
     <w:p>
       <w:r>
+        <w:t xml:space="preserve">- Milestone 3 gameplay-surface rebuild is now underway and this pass updated:</w:t>
+      </w:r>
+    </w:p>
+    <w:p>
+      <w:r>
         <w:t xml:space="preserve">  - `app/run-map.tsx`</w:t>
       </w:r>
     </w:p>
@@ -78,62 +145,87 @@
     </w:p>
     <w:p>
       <w:r>
-        <w:t xml:space="preserve">  - `app/settings.tsx`</w:t>
-      </w:r>
-    </w:p>
-    <w:p>
-      <w:r>
-        <w:t xml:space="preserve">  - `app/dev-smoke.tsx`</w:t>
-      </w:r>
-    </w:p>
-    <w:p>
-      <w:r>
-        <w:t xml:space="preserve">  - `app/support.tsx`</w:t>
-      </w:r>
-    </w:p>
-    <w:p>
-      <w:r>
-        <w:t xml:space="preserve">  - `app/privacy.tsx`</w:t>
-      </w:r>
-    </w:p>
-    <w:p>
-      <w:r>
-        <w:t xml:space="preserve">  - `.github/workflows/validate.yml`</w:t>
-      </w:r>
-    </w:p>
-    <w:p>
-      <w:r>
-        <w:t xml:space="preserve">- Source-of-truth docs were rolled forward to April 14:</w:t>
-      </w:r>
-    </w:p>
-    <w:p>
-      <w:r>
-        <w:t xml:space="preserve">  - `README.md` now points at the April 14 handoff / app-needs artifacts</w:t>
-      </w:r>
-    </w:p>
-    <w:p>
-      <w:r>
-        <w:t xml:space="preserve">  - `SUPPORT.md` and `PRIVACY_POLICY.md` now carry the April 14 refresh date</w:t>
-      </w:r>
-    </w:p>
-    <w:p>
-      <w:r>
-        <w:t xml:space="preserve">  - `SUPPORT.md` pricing language now matches the current premium release gate instead of implying a default upgrade path to `US$4.99`</w:t>
-      </w:r>
-    </w:p>
-    <w:p>
-      <w:r>
-        <w:t xml:space="preserve">  - helper docs that referenced the April 8 handoff as current source of truth now point at April 14</w:t>
-      </w:r>
-    </w:p>
-    <w:p>
-      <w:r>
-        <w:t xml:space="preserve">- No new tester APK was generated during this pass because runtime source was unchanged:</w:t>
-      </w:r>
-    </w:p>
-    <w:p>
-      <w:r>
-        <w:t xml:space="preserve">  - the latest dated outside-share build remains `release/dungeon-dive-bad-decisions-android-tester-2026-04-08.apk`</w:t>
+        <w:t xml:space="preserve">  - `app/reward.tsx`</w:t>
+      </w:r>
+    </w:p>
+    <w:p>
+      <w:r>
+        <w:t xml:space="preserve">  - `app/event.tsx`</w:t>
+      </w:r>
+    </w:p>
+    <w:p>
+      <w:r>
+        <w:t xml:space="preserve">- Combat state now carries structured per-turn summaries:</w:t>
+      </w:r>
+    </w:p>
+    <w:p>
+      <w:r>
+        <w:t xml:space="preserve">  - exact hero HP delta</w:t>
+      </w:r>
+    </w:p>
+    <w:p>
+      <w:r>
+        <w:t xml:space="preserve">  - exact enemy HP delta</w:t>
+      </w:r>
+    </w:p>
+    <w:p>
+      <w:r>
+        <w:t xml:space="preserve">  - player-side highlights</w:t>
+      </w:r>
+    </w:p>
+    <w:p>
+      <w:r>
+        <w:t xml:space="preserve">  - enemy-side highlights</w:t>
+      </w:r>
+    </w:p>
+    <w:p>
+      <w:r>
+        <w:t xml:space="preserve">  - battle UI no longer has to infer all turn meaning from prose logs alone</w:t>
+      </w:r>
+    </w:p>
+    <w:p>
+      <w:r>
+        <w:t xml:space="preserve">- Supporting balance / loop fixes already in repo remain part of the current state:</w:t>
+      </w:r>
+    </w:p>
+    <w:p>
+      <w:r>
+        <w:t xml:space="preserve">  - events and reward rooms no longer replace required fights</w:t>
+      </w:r>
+    </w:p>
+    <w:p>
+      <w:r>
+        <w:t xml:space="preserve">  - reward and event payout economy is reduced versus the old release candidate</w:t>
+      </w:r>
+    </w:p>
+    <w:p>
+      <w:r>
+        <w:t xml:space="preserve">  - rewards and battle surfaces now show more direct before/after state</w:t>
+      </w:r>
+    </w:p>
+    <w:p>
+      <w:r>
+        <w:t xml:space="preserve">- The April 8 tester APK is now historical reference, not a representation of the current repo behavior.</w:t>
+      </w:r>
+    </w:p>
+    <w:p>
+      <w:r>
+        <w:t xml:space="preserve">- The GitHub-readiness sweep also fixed small player-facing quality issues:</w:t>
+      </w:r>
+    </w:p>
+    <w:p>
+      <w:r>
+        <w:t xml:space="preserve">  - the settings action-order controls now use readable ASCII labels instead of corrupted arrow glyphs</w:t>
+      </w:r>
+    </w:p>
+    <w:p>
+      <w:r>
+        <w:t xml:space="preserve">  - the class-select locked-class copy no longer shows a corrupted separator glyph</w:t>
+      </w:r>
+    </w:p>
+    <w:p>
+      <w:r>
+        <w:t xml:space="preserve">  - the current handoff and APP_NEEDS `.docx` files were regenerated so the binary docs match the markdown source-of-truth again</w:t>
       </w:r>
     </w:p>
     <w:p/>
@@ -145,7 +237,7 @@
     <w:p/>
     <w:p>
       <w:r>
-        <w:t xml:space="preserve">- The project is still in release-candidate hardening mode and feature freeze should still hold.</w:t>
+        <w:t xml:space="preserve">- The project is in a controlled partial restart, not release-candidate hardening mode.</w:t>
       </w:r>
     </w:p>
     <w:p>
@@ -160,12 +252,17 @@
     </w:p>
     <w:p>
       <w:r>
-        <w:t xml:space="preserve">  - first-run onboarding intro / interactive orientation sim</w:t>
-      </w:r>
-    </w:p>
-    <w:p>
-      <w:r>
-        <w:t xml:space="preserve">  - class-select assigned-role briefing</w:t>
+        <w:t xml:space="preserve">  - rebuilt first-session shell</w:t>
+      </w:r>
+    </w:p>
+    <w:p>
+      <w:r>
+        <w:t xml:space="preserve">  - live onboarding / orientation</w:t>
+      </w:r>
+    </w:p>
+    <w:p>
+      <w:r>
+        <w:t xml:space="preserve">  - class-select</w:t>
       </w:r>
     </w:p>
     <w:p>
@@ -195,6 +292,86 @@
     </w:p>
     <w:p>
       <w:r>
+        <w:t xml:space="preserve">- The first-session shell is materially more aligned with the governing contract:</w:t>
+      </w:r>
+    </w:p>
+    <w:p>
+      <w:r>
+        <w:t xml:space="preserve">  - accessibility is surfaced immediately</w:t>
+      </w:r>
+    </w:p>
+    <w:p>
+      <w:r>
+        <w:t xml:space="preserve">  - onboarding is shorter and more live than the old packet-heavy flow</w:t>
+      </w:r>
+    </w:p>
+    <w:p>
+      <w:r>
+        <w:t xml:space="preserve">  - class and companion picks are framed as desirable choices instead of administrative briefings</w:t>
+      </w:r>
+    </w:p>
+    <w:p>
+      <w:r>
+        <w:t xml:space="preserve">- The room-flow rebuild is partially landed:</w:t>
+      </w:r>
+    </w:p>
+    <w:p>
+      <w:r>
+        <w:t xml:space="preserve">  - route cards show stronger on-card consequence framing</w:t>
+      </w:r>
+    </w:p>
+    <w:p>
+      <w:r>
+        <w:t xml:space="preserve">  - battle surfaces prioritize current state, latest change, and next action more directly</w:t>
+      </w:r>
+    </w:p>
+    <w:p>
+      <w:r>
+        <w:t xml:space="preserve">  - battle action cards can now recommend the strongest next move based on current state</w:t>
+      </w:r>
+    </w:p>
+    <w:p>
+      <w:r>
+        <w:t xml:space="preserve">  - nonessential battle reads collapse once the fight is truly underway</w:t>
+      </w:r>
+    </w:p>
+    <w:p>
+      <w:r>
+        <w:t xml:space="preserve">  - single-path room follow-through is quicker on the run map</w:t>
+      </w:r>
+    </w:p>
+    <w:p>
+      <w:r>
+        <w:t xml:space="preserve">  - ordinary encounter health scaling is lower, so rooms resolve faster and feel less like long attrition paperwork</w:t>
+      </w:r>
+    </w:p>
+    <w:p>
+      <w:r>
+        <w:t xml:space="preserve">  - reward and event screens now put the decision earlier and defer more of the flavor/context load</w:t>
+      </w:r>
+    </w:p>
+    <w:p>
+      <w:r>
+        <w:t xml:space="preserve">  - reward rooms resolve faster because the claim action now sits closer to the actual choice</w:t>
+      </w:r>
+    </w:p>
+    <w:p>
+      <w:r>
+        <w:t xml:space="preserve">  - event rooms now lead with a sharper risk-call framing instead of as much up-front secondary navigation</w:t>
+      </w:r>
+    </w:p>
+    <w:p>
+      <w:r>
+        <w:t xml:space="preserve">  - reward and event options show clearer before/after impact on the same screen</w:t>
+      </w:r>
+    </w:p>
+    <w:p>
+      <w:r>
+        <w:t xml:space="preserve">  - some developer-facing or raw-internal labels have been removed from player-facing runtime text</w:t>
+      </w:r>
+    </w:p>
+    <w:p>
+      <w:r>
         <w:t xml:space="preserve">- The app is still offline-first in public gameplay terms:</w:t>
       </w:r>
     </w:p>
@@ -295,7 +472,7 @@
     </w:p>
     <w:p>
       <w:r>
-        <w:t xml:space="preserve">- The April 8 tester-share APK is still the current dated build to hand to outside testers until runtime source changes again.</w:t>
+        <w:t xml:space="preserve">- The current repo should be judged against the vertical-slice contract, not against the old release-candidate feature-freeze bar.</w:t>
       </w:r>
     </w:p>
     <w:p/>
@@ -350,17 +527,12 @@
     <w:p/>
     <w:p>
       <w:r>
-        <w:t xml:space="preserve">- The working tree was clean before this documentation refresh began.</w:t>
-      </w:r>
-    </w:p>
-    <w:p>
-      <w:r>
-        <w:t xml:space="preserve">- No code/docs mismatch was found in the current app surfaces that required a runtime fix during this pass.</w:t>
-      </w:r>
-    </w:p>
-    <w:p>
-      <w:r>
-        <w:t xml:space="preserve">- The main GitHub-readiness outcome of the April 14 pass is that the repo, docs, and validation story are now aligned around the current release candidate rather than the older April 8 source-of-truth references.</w:t>
+        <w:t xml:space="preserve">- Validation now reflects the rebooted repo state, not only the pre-reboot release candidate.</w:t>
+      </w:r>
+    </w:p>
+    <w:p>
+      <w:r>
+        <w:t xml:space="preserve">- The main April 14 outcome is that the repo, docs, and validation story are aligned around the governing spec and the controlled restart.</w:t>
       </w:r>
     </w:p>
     <w:p/>
@@ -392,7 +564,12 @@
     </w:p>
     <w:p>
       <w:r>
-        <w:t xml:space="preserve">- Rebuild again only if runtime source changes after this April 14 docs/validation refresh.</w:t>
+        <w:t xml:space="preserve">- Do not treat that tester APK as representative of the current repo after the reboot work.</w:t>
+      </w:r>
+    </w:p>
+    <w:p>
+      <w:r>
+        <w:t xml:space="preserve">- Rebuild a new outside-test artifact only after the vertical slice is coherent enough to test honestly.</w:t>
       </w:r>
     </w:p>
     <w:p/>
@@ -404,13 +581,19 @@
     <w:p/>
     <w:p>
       <w:r>
-        <w:t xml:space="preserve">The highest-value remaining work is still outside validation, launch-proof, and blocker-only follow-through rather than new feature work.</w:t>
-      </w:r>
-    </w:p>
-    <w:p/>
-    <w:p>
-      <w:r>
-        <w:t xml:space="preserve">Premium release gate: do not ship at `US$3.99` until pacing, post-first-win stickiness, and long-tail retention meet the targets in `docs/launch-postlaunch-retention-plan.md`. If that bar is not met, revisit a free route with optional paid upgrades, future games, or extras instead of shipping weak premium value.</w:t>
+        <w:t xml:space="preserve">The highest-value remaining work is now vertical-slice execution and validation against the governing spec, not release-candidate polishing of the old product shape.</w:t>
+      </w:r>
+    </w:p>
+    <w:p/>
+    <w:p>
+      <w:r>
+        <w:t xml:space="preserve">Premium release gate: do not ship at `US$3.99` until the rebuilt slice is engaging, replay-worthy, and recommendation-worthy enough to justify a public launch. If that bar is not met, revisit pricing, scope, or format instead of shipping weak premium value.</w:t>
+      </w:r>
+    </w:p>
+    <w:p/>
+    <w:p>
+      <w:r>
+        <w:t xml:space="preserve">Scope gate: do not assume the current single 10-floor case-file runtime is enough for public launch. Either the final game must expand beyond that scope or outside testing must prove the smaller structure feels unusually compelling, novel, and replayable.</w:t>
       </w:r>
     </w:p>
     <w:p/>
@@ -426,7 +609,7 @@
     </w:p>
     <w:p>
       <w:r>
-        <w:t xml:space="preserve">3. If testers show confusion but interest, fix onboarding / clarity and stay inside feature freeze.</w:t>
+        <w:t xml:space="preserve">3. If testers show confusion but interest, fix onboarding / clarity inside the reboot slice before expanding scope.</w:t>
       </w:r>
     </w:p>
     <w:p>
@@ -558,7 +741,7 @@
     </w:p>
     <w:p>
       <w:r>
-        <w:t xml:space="preserve">- Keep feature freeze intact until outside testing or store review reveals a real blocker.</w:t>
+        <w:t xml:space="preserve">- Keep scope discipline intact: do reboot-slice work on purpose and avoid side-feature drift until outside testing or store prep reveals a real blocker.</w:t>
       </w:r>
     </w:p>
     <w:p/>
@@ -576,6 +759,11 @@
     <w:p/>
     <w:p>
       <w:r>
+        <w:t xml:space="preserve">- `dungeon_crawler_mobile_design_spec_codex.md`</w:t>
+      </w:r>
+    </w:p>
+    <w:p>
+      <w:r>
         <w:t xml:space="preserve">- `PROJECT_HANDOFF_2026-04-14.md`</w:t>
       </w:r>
     </w:p>
@@ -591,7 +779,42 @@
     </w:p>
     <w:p>
       <w:r>
+        <w:t xml:space="preserve">- `docs/current-app-needs-source.md`</w:t>
+      </w:r>
+    </w:p>
+    <w:p>
+      <w:r>
         <w:t xml:space="preserve">- `docs/launch-postlaunch-retention-plan.md`</w:t>
+      </w:r>
+    </w:p>
+    <w:p>
+      <w:r>
+        <w:t xml:space="preserve">- `docs/restart-plan.md`</w:t>
+      </w:r>
+    </w:p>
+    <w:p>
+      <w:r>
+        <w:t xml:space="preserve">- `docs/vertical-slice-contract.md`</w:t>
+      </w:r>
+    </w:p>
+    <w:p>
+      <w:r>
+        <w:t xml:space="preserve">- `docs/rebuild-order.md`</w:t>
+      </w:r>
+    </w:p>
+    <w:p>
+      <w:r>
+        <w:t xml:space="preserve">- `docs/implementation-roadmap.md`</w:t>
+      </w:r>
+    </w:p>
+    <w:p>
+      <w:r>
+        <w:t xml:space="preserve">- `docs/art-production-plan.md`</w:t>
+      </w:r>
+    </w:p>
+    <w:p>
+      <w:r>
+        <w:t xml:space="preserve">- `docs/audio-production-plan.md`</w:t>
       </w:r>
     </w:p>
     <w:p>
